--- a/Examen_Casos_Prueba_QA_Completo.docx
+++ b/Examen_Casos_Prueba_QA_Completo.docx
@@ -660,7 +660,7 @@
           <w:sz w:val="20"/>
           <w:szCs w:val="20"/>
         </w:rPr>
-        <w:t>Cupón válido y vigente</w:t>
+        <w:t xml:space="preserve">Cupón válido </w:t>
       </w:r>
     </w:p>
     <w:p>
@@ -936,6 +936,87 @@
         <w:spacing w:before="313" w:line="249" w:lineRule="auto"/>
         <w:ind w:left="1440" w:right="537"/>
         <w:rPr>
+          <w:rFonts w:ascii="Arial TM" w:hAnsi="Arial TM"/>
+          <w:sz w:val="20"/>
+          <w:szCs w:val="20"/>
+        </w:rPr>
+      </w:pPr>
+      <w:r>
+        <w:rPr>
+          <w:rStyle w:val="Textoennegrita"/>
+          <w:rFonts w:ascii="Arial TM" w:hAnsi="Arial TM"/>
+          <w:sz w:val="20"/>
+          <w:szCs w:val="20"/>
+        </w:rPr>
+        <w:t xml:space="preserve">Evidencia </w:t>
+      </w:r>
+    </w:p>
+    <w:p>
+      <w:pPr>
+        <w:pStyle w:val="Prrafodelista"/>
+        <w:tabs>
+          <w:tab w:val="left" w:pos="649"/>
+        </w:tabs>
+        <w:spacing w:before="313" w:line="249" w:lineRule="auto"/>
+        <w:ind w:left="1440" w:right="537"/>
+        <w:rPr>
+          <w:rFonts w:ascii="Arial TM" w:hAnsi="Arial TM"/>
+          <w:sz w:val="20"/>
+          <w:szCs w:val="20"/>
+        </w:rPr>
+      </w:pPr>
+      <w:r>
+        <w:rPr>
+          <w:rFonts w:ascii="Arial TM" w:hAnsi="Arial TM"/>
+          <w:sz w:val="20"/>
+          <w:szCs w:val="20"/>
+        </w:rPr>
+        <w:drawing>
+          <wp:inline distT="0" distB="0" distL="0" distR="0" wp14:anchorId="06B01306" wp14:editId="4116BFD8">
+            <wp:extent cx="2817340" cy="2289472"/>
+            <wp:effectExtent l="0" t="0" r="2540" b="0"/>
+            <wp:docPr id="1" name="Imagen 1"/>
+            <wp:cNvGraphicFramePr>
+              <a:graphicFrameLocks xmlns:a="http://schemas.openxmlformats.org/drawingml/2006/main" noChangeAspect="1"/>
+            </wp:cNvGraphicFramePr>
+            <a:graphic xmlns:a="http://schemas.openxmlformats.org/drawingml/2006/main">
+              <a:graphicData uri="http://schemas.openxmlformats.org/drawingml/2006/picture">
+                <pic:pic xmlns:pic="http://schemas.openxmlformats.org/drawingml/2006/picture">
+                  <pic:nvPicPr>
+                    <pic:cNvPr id="1" name=""/>
+                    <pic:cNvPicPr/>
+                  </pic:nvPicPr>
+                  <pic:blipFill>
+                    <a:blip r:embed="rId7"/>
+                    <a:stretch>
+                      <a:fillRect/>
+                    </a:stretch>
+                  </pic:blipFill>
+                  <pic:spPr>
+                    <a:xfrm>
+                      <a:off x="0" y="0"/>
+                      <a:ext cx="2839389" cy="2307390"/>
+                    </a:xfrm>
+                    <a:prstGeom prst="rect">
+                      <a:avLst/>
+                    </a:prstGeom>
+                  </pic:spPr>
+                </pic:pic>
+              </a:graphicData>
+            </a:graphic>
+          </wp:inline>
+        </w:drawing>
+      </w:r>
+    </w:p>
+    <w:p>
+      <w:pPr>
+        <w:pStyle w:val="Prrafodelista"/>
+        <w:tabs>
+          <w:tab w:val="left" w:pos="649"/>
+        </w:tabs>
+        <w:spacing w:before="313" w:line="249" w:lineRule="auto"/>
+        <w:ind w:left="1440" w:right="537"/>
+        <w:rPr>
           <w:rStyle w:val="Textoennegrita"/>
           <w:rFonts w:ascii="Arial TM" w:hAnsi="Arial TM"/>
           <w:b w:val="0"/>
@@ -1322,7 +1403,149 @@
           <w:sz w:val="20"/>
           <w:szCs w:val="20"/>
         </w:rPr>
-        <w:t xml:space="preserve"> El sistema muestra mensaje “Cupón no válido” y permite continuar sin descuento.</w:t>
+        <w:t xml:space="preserve"> El sistema muestra mensaje “Cupón no válido” </w:t>
+      </w:r>
+    </w:p>
+    <w:p>
+      <w:pPr>
+        <w:tabs>
+          <w:tab w:val="left" w:pos="649"/>
+        </w:tabs>
+        <w:spacing w:before="313" w:line="249" w:lineRule="auto"/>
+        <w:ind w:left="2160" w:right="537"/>
+        <w:rPr>
+          <w:rFonts w:ascii="Arial TM" w:hAnsi="Arial TM"/>
+          <w:b/>
+          <w:bCs/>
+        </w:rPr>
+      </w:pPr>
+    </w:p>
+    <w:p>
+      <w:pPr>
+        <w:tabs>
+          <w:tab w:val="left" w:pos="649"/>
+        </w:tabs>
+        <w:spacing w:before="313" w:line="249" w:lineRule="auto"/>
+        <w:ind w:right="537"/>
+        <w:rPr>
+          <w:rFonts w:ascii="Arial TM" w:hAnsi="Arial TM"/>
+          <w:b/>
+          <w:bCs/>
+        </w:rPr>
+      </w:pPr>
+    </w:p>
+    <w:p>
+      <w:pPr>
+        <w:tabs>
+          <w:tab w:val="left" w:pos="649"/>
+        </w:tabs>
+        <w:spacing w:before="313" w:line="249" w:lineRule="auto"/>
+        <w:ind w:right="537"/>
+        <w:rPr>
+          <w:rFonts w:ascii="Arial TM" w:hAnsi="Arial TM"/>
+          <w:b/>
+          <w:bCs/>
+        </w:rPr>
+      </w:pPr>
+    </w:p>
+    <w:p>
+      <w:pPr>
+        <w:tabs>
+          <w:tab w:val="left" w:pos="649"/>
+        </w:tabs>
+        <w:spacing w:before="313" w:line="249" w:lineRule="auto"/>
+        <w:ind w:left="2160" w:right="537"/>
+        <w:rPr>
+          <w:rFonts w:ascii="Arial TM" w:hAnsi="Arial TM"/>
+          <w:b/>
+          <w:bCs/>
+        </w:rPr>
+      </w:pPr>
+    </w:p>
+    <w:p>
+      <w:pPr>
+        <w:tabs>
+          <w:tab w:val="left" w:pos="649"/>
+        </w:tabs>
+        <w:spacing w:before="313" w:line="249" w:lineRule="auto"/>
+        <w:ind w:left="2160" w:right="537"/>
+        <w:rPr>
+          <w:rFonts w:ascii="Arial TM" w:hAnsi="Arial TM"/>
+          <w:b/>
+          <w:bCs/>
+        </w:rPr>
+      </w:pPr>
+      <w:r>
+        <w:rPr>
+          <w:rFonts w:ascii="Arial TM" w:hAnsi="Arial TM"/>
+          <w:b/>
+          <w:bCs/>
+        </w:rPr>
+        <w:lastRenderedPageBreak/>
+        <w:t>Evidencia</w:t>
+      </w:r>
+    </w:p>
+    <w:p>
+      <w:pPr>
+        <w:tabs>
+          <w:tab w:val="left" w:pos="649"/>
+        </w:tabs>
+        <w:spacing w:before="313" w:line="249" w:lineRule="auto"/>
+        <w:ind w:left="2160" w:right="537"/>
+        <w:rPr>
+          <w:rFonts w:ascii="Arial TM" w:hAnsi="Arial TM"/>
+          <w:b/>
+          <w:bCs/>
+        </w:rPr>
+      </w:pPr>
+      <w:r>
+        <w:rPr>
+          <w:rFonts w:ascii="Arial TM" w:hAnsi="Arial TM"/>
+          <w:b/>
+          <w:bCs/>
+        </w:rPr>
+        <w:drawing>
+          <wp:inline distT="0" distB="0" distL="0" distR="0" wp14:anchorId="5AD9D256" wp14:editId="26CE14D0">
+            <wp:extent cx="3262184" cy="2691008"/>
+            <wp:effectExtent l="0" t="0" r="0" b="0"/>
+            <wp:docPr id="3" name="Imagen 3"/>
+            <wp:cNvGraphicFramePr>
+              <a:graphicFrameLocks xmlns:a="http://schemas.openxmlformats.org/drawingml/2006/main" noChangeAspect="1"/>
+            </wp:cNvGraphicFramePr>
+            <a:graphic xmlns:a="http://schemas.openxmlformats.org/drawingml/2006/main">
+              <a:graphicData uri="http://schemas.openxmlformats.org/drawingml/2006/picture">
+                <pic:pic xmlns:pic="http://schemas.openxmlformats.org/drawingml/2006/picture">
+                  <pic:nvPicPr>
+                    <pic:cNvPr id="1" name=""/>
+                    <pic:cNvPicPr/>
+                  </pic:nvPicPr>
+                  <pic:blipFill rotWithShape="1">
+                    <a:blip r:embed="rId8"/>
+                    <a:srcRect l="5687"/>
+                    <a:stretch/>
+                  </pic:blipFill>
+                  <pic:spPr bwMode="auto">
+                    <a:xfrm>
+                      <a:off x="0" y="0"/>
+                      <a:ext cx="3277905" cy="2703976"/>
+                    </a:xfrm>
+                    <a:prstGeom prst="rect">
+                      <a:avLst/>
+                    </a:prstGeom>
+                    <a:ln>
+                      <a:noFill/>
+                    </a:ln>
+                    <a:extLst>
+                      <a:ext uri="{53640926-AAD7-44D8-BBD7-CCE9431645EC}">
+                        <a14:shadowObscured xmlns:a14="http://schemas.microsoft.com/office/drawing/2010/main"/>
+                      </a:ext>
+                    </a:extLst>
+                  </pic:spPr>
+                </pic:pic>
+              </a:graphicData>
+            </a:graphic>
+          </wp:inline>
+        </w:drawing>
       </w:r>
     </w:p>
     <w:p>
@@ -1673,16 +1896,173 @@
           <w:sz w:val="20"/>
           <w:szCs w:val="20"/>
         </w:rPr>
+        <w:t>Resultado esperado:</w:t>
+      </w:r>
+      <w:r>
+        <w:rPr>
+          <w:rFonts w:ascii="Arial TM" w:hAnsi="Arial TM"/>
+          <w:sz w:val="20"/>
+          <w:szCs w:val="20"/>
+        </w:rPr>
+        <w:t xml:space="preserve"> El sistema muestra mensaje “Error en el pago” y no genera la orden.</w:t>
+      </w:r>
+    </w:p>
+    <w:p>
+      <w:pPr>
+        <w:tabs>
+          <w:tab w:val="left" w:pos="649"/>
+        </w:tabs>
+        <w:spacing w:before="313" w:line="249" w:lineRule="auto"/>
+        <w:ind w:right="537"/>
+        <w:rPr>
+          <w:rFonts w:ascii="Arial TM" w:hAnsi="Arial TM"/>
+          <w:b/>
+          <w:bCs/>
+        </w:rPr>
+      </w:pPr>
+    </w:p>
+    <w:p>
+      <w:pPr>
+        <w:tabs>
+          <w:tab w:val="left" w:pos="649"/>
+        </w:tabs>
+        <w:spacing w:before="313" w:line="249" w:lineRule="auto"/>
+        <w:ind w:right="537"/>
+        <w:rPr>
+          <w:rFonts w:ascii="Arial TM" w:hAnsi="Arial TM"/>
+          <w:b/>
+          <w:bCs/>
+        </w:rPr>
+      </w:pPr>
+    </w:p>
+    <w:p>
+      <w:pPr>
+        <w:tabs>
+          <w:tab w:val="left" w:pos="649"/>
+        </w:tabs>
+        <w:spacing w:before="313" w:line="249" w:lineRule="auto"/>
+        <w:ind w:right="537"/>
+        <w:rPr>
+          <w:rFonts w:ascii="Arial TM" w:hAnsi="Arial TM"/>
+          <w:b/>
+          <w:bCs/>
+        </w:rPr>
+      </w:pPr>
+    </w:p>
+    <w:p>
+      <w:pPr>
+        <w:tabs>
+          <w:tab w:val="left" w:pos="649"/>
+        </w:tabs>
+        <w:spacing w:before="313" w:line="249" w:lineRule="auto"/>
+        <w:ind w:right="537"/>
+        <w:rPr>
+          <w:rFonts w:ascii="Arial TM" w:hAnsi="Arial TM"/>
+          <w:b/>
+          <w:bCs/>
+        </w:rPr>
+      </w:pPr>
+    </w:p>
+    <w:p>
+      <w:pPr>
+        <w:tabs>
+          <w:tab w:val="left" w:pos="649"/>
+        </w:tabs>
+        <w:spacing w:before="313" w:line="249" w:lineRule="auto"/>
+        <w:ind w:right="537"/>
+        <w:rPr>
+          <w:rFonts w:ascii="Arial TM" w:hAnsi="Arial TM"/>
+          <w:b/>
+          <w:bCs/>
+        </w:rPr>
+      </w:pPr>
+    </w:p>
+    <w:p>
+      <w:pPr>
+        <w:tabs>
+          <w:tab w:val="left" w:pos="649"/>
+        </w:tabs>
+        <w:spacing w:before="313" w:line="249" w:lineRule="auto"/>
+        <w:ind w:right="537"/>
+        <w:rPr>
+          <w:rFonts w:ascii="Arial TM" w:hAnsi="Arial TM"/>
+          <w:b/>
+          <w:bCs/>
+        </w:rPr>
+      </w:pPr>
+      <w:r>
+        <w:rPr>
+          <w:rFonts w:ascii="Arial TM" w:hAnsi="Arial TM"/>
+          <w:b/>
+          <w:bCs/>
+        </w:rPr>
         <w:lastRenderedPageBreak/>
-        <w:t>Resultado esperado:</w:t>
-      </w:r>
-      <w:r>
-        <w:rPr>
-          <w:rFonts w:ascii="Arial TM" w:hAnsi="Arial TM"/>
-          <w:sz w:val="20"/>
-          <w:szCs w:val="20"/>
-        </w:rPr>
-        <w:t xml:space="preserve"> El sistema muestra mensaje “Error en el pago” y no genera la orden.</w:t>
+        <w:t xml:space="preserve">                            </w:t>
+      </w:r>
+      <w:r>
+        <w:rPr>
+          <w:rFonts w:ascii="Arial TM" w:hAnsi="Arial TM"/>
+          <w:b/>
+          <w:bCs/>
+        </w:rPr>
+        <w:t>Evidencia</w:t>
+      </w:r>
+    </w:p>
+    <w:p>
+      <w:pPr>
+        <w:tabs>
+          <w:tab w:val="left" w:pos="649"/>
+        </w:tabs>
+        <w:spacing w:before="313" w:line="249" w:lineRule="auto"/>
+        <w:ind w:right="537"/>
+        <w:jc w:val="center"/>
+        <w:rPr>
+          <w:rFonts w:ascii="Arial TM" w:hAnsi="Arial TM"/>
+          <w:sz w:val="20"/>
+          <w:szCs w:val="20"/>
+        </w:rPr>
+      </w:pPr>
+      <w:r>
+        <w:rPr>
+          <w:rFonts w:ascii="Arial TM" w:hAnsi="Arial TM"/>
+          <w:sz w:val="20"/>
+          <w:szCs w:val="20"/>
+        </w:rPr>
+        <w:drawing>
+          <wp:inline distT="0" distB="0" distL="0" distR="0" wp14:anchorId="04B4DD2E" wp14:editId="6089AD80">
+            <wp:extent cx="2921685" cy="1960605"/>
+            <wp:effectExtent l="0" t="0" r="0" b="1905"/>
+            <wp:docPr id="4" name="Imagen 4"/>
+            <wp:cNvGraphicFramePr>
+              <a:graphicFrameLocks xmlns:a="http://schemas.openxmlformats.org/drawingml/2006/main" noChangeAspect="1"/>
+            </wp:cNvGraphicFramePr>
+            <a:graphic xmlns:a="http://schemas.openxmlformats.org/drawingml/2006/main">
+              <a:graphicData uri="http://schemas.openxmlformats.org/drawingml/2006/picture">
+                <pic:pic xmlns:pic="http://schemas.openxmlformats.org/drawingml/2006/picture">
+                  <pic:nvPicPr>
+                    <pic:cNvPr id="1" name=""/>
+                    <pic:cNvPicPr/>
+                  </pic:nvPicPr>
+                  <pic:blipFill>
+                    <a:blip r:embed="rId9"/>
+                    <a:stretch>
+                      <a:fillRect/>
+                    </a:stretch>
+                  </pic:blipFill>
+                  <pic:spPr>
+                    <a:xfrm>
+                      <a:off x="0" y="0"/>
+                      <a:ext cx="2938284" cy="1971744"/>
+                    </a:xfrm>
+                    <a:prstGeom prst="rect">
+                      <a:avLst/>
+                    </a:prstGeom>
+                  </pic:spPr>
+                </pic:pic>
+              </a:graphicData>
+            </a:graphic>
+          </wp:inline>
+        </w:drawing>
       </w:r>
     </w:p>
     <w:p>
@@ -2293,6 +2673,140 @@
         </w:rPr>
         <w:t xml:space="preserve"> El sistema muestra “Video publicado” y el video se reproduce correctamente.</w:t>
       </w:r>
+    </w:p>
+    <w:p>
+      <w:pPr>
+        <w:widowControl/>
+        <w:autoSpaceDE/>
+        <w:autoSpaceDN/>
+        <w:spacing w:before="100" w:beforeAutospacing="1" w:after="100" w:afterAutospacing="1"/>
+        <w:ind w:left="720"/>
+        <w:rPr>
+          <w:rFonts w:ascii="Arial TM" w:hAnsi="Arial TM"/>
+          <w:b/>
+          <w:bCs/>
+        </w:rPr>
+      </w:pPr>
+      <w:r>
+        <w:rPr>
+          <w:rFonts w:ascii="Arial TM" w:hAnsi="Arial TM"/>
+          <w:b/>
+          <w:bCs/>
+        </w:rPr>
+        <w:t>Evidencia</w:t>
+      </w:r>
+    </w:p>
+    <w:p>
+      <w:pPr>
+        <w:widowControl/>
+        <w:autoSpaceDE/>
+        <w:autoSpaceDN/>
+        <w:spacing w:before="100" w:beforeAutospacing="1" w:after="100" w:afterAutospacing="1"/>
+        <w:ind w:left="720"/>
+        <w:rPr>
+          <w:rFonts w:ascii="Arial TM" w:hAnsi="Arial TM"/>
+          <w:b/>
+          <w:bCs/>
+        </w:rPr>
+      </w:pPr>
+      <w:r>
+        <w:rPr>
+          <w:rFonts w:ascii="Arial TM" w:hAnsi="Arial TM"/>
+          <w:b/>
+          <w:bCs/>
+        </w:rPr>
+        <w:drawing>
+          <wp:inline distT="0" distB="0" distL="0" distR="0" wp14:anchorId="29295D1B" wp14:editId="08BAAC8B">
+            <wp:extent cx="2965775" cy="1977081"/>
+            <wp:effectExtent l="0" t="0" r="6350" b="4445"/>
+            <wp:docPr id="5" name="Imagen 5"/>
+            <wp:cNvGraphicFramePr>
+              <a:graphicFrameLocks xmlns:a="http://schemas.openxmlformats.org/drawingml/2006/main" noChangeAspect="1"/>
+            </wp:cNvGraphicFramePr>
+            <a:graphic xmlns:a="http://schemas.openxmlformats.org/drawingml/2006/main">
+              <a:graphicData uri="http://schemas.openxmlformats.org/drawingml/2006/picture">
+                <pic:pic xmlns:pic="http://schemas.openxmlformats.org/drawingml/2006/picture">
+                  <pic:nvPicPr>
+                    <pic:cNvPr id="1" name=""/>
+                    <pic:cNvPicPr/>
+                  </pic:nvPicPr>
+                  <pic:blipFill>
+                    <a:blip r:embed="rId10"/>
+                    <a:stretch>
+                      <a:fillRect/>
+                    </a:stretch>
+                  </pic:blipFill>
+                  <pic:spPr>
+                    <a:xfrm>
+                      <a:off x="0" y="0"/>
+                      <a:ext cx="2998478" cy="1998882"/>
+                    </a:xfrm>
+                    <a:prstGeom prst="rect">
+                      <a:avLst/>
+                    </a:prstGeom>
+                  </pic:spPr>
+                </pic:pic>
+              </a:graphicData>
+            </a:graphic>
+          </wp:inline>
+        </w:drawing>
+      </w:r>
+    </w:p>
+    <w:p>
+      <w:pPr>
+        <w:widowControl/>
+        <w:autoSpaceDE/>
+        <w:autoSpaceDN/>
+        <w:spacing w:before="100" w:beforeAutospacing="1" w:after="100" w:afterAutospacing="1"/>
+        <w:ind w:left="720"/>
+        <w:rPr>
+          <w:rFonts w:ascii="Arial TM" w:hAnsi="Arial TM"/>
+          <w:b/>
+          <w:bCs/>
+        </w:rPr>
+      </w:pPr>
+    </w:p>
+    <w:p>
+      <w:pPr>
+        <w:widowControl/>
+        <w:autoSpaceDE/>
+        <w:autoSpaceDN/>
+        <w:spacing w:before="100" w:beforeAutospacing="1" w:after="100" w:afterAutospacing="1"/>
+        <w:ind w:left="720"/>
+        <w:rPr>
+          <w:rFonts w:ascii="Arial TM" w:hAnsi="Arial TM"/>
+          <w:b/>
+          <w:bCs/>
+        </w:rPr>
+      </w:pPr>
+    </w:p>
+    <w:p>
+      <w:pPr>
+        <w:widowControl/>
+        <w:autoSpaceDE/>
+        <w:autoSpaceDN/>
+        <w:spacing w:before="100" w:beforeAutospacing="1" w:after="100" w:afterAutospacing="1"/>
+        <w:ind w:left="720"/>
+        <w:rPr>
+          <w:rFonts w:ascii="Arial TM" w:hAnsi="Arial TM"/>
+          <w:b/>
+          <w:bCs/>
+        </w:rPr>
+      </w:pPr>
+    </w:p>
+    <w:p>
+      <w:pPr>
+        <w:widowControl/>
+        <w:autoSpaceDE/>
+        <w:autoSpaceDN/>
+        <w:spacing w:before="100" w:beforeAutospacing="1" w:after="100" w:afterAutospacing="1"/>
+        <w:ind w:left="720"/>
+        <w:rPr>
+          <w:rFonts w:ascii="Arial TM" w:hAnsi="Arial TM"/>
+          <w:b/>
+          <w:bCs/>
+        </w:rPr>
+      </w:pPr>
     </w:p>
     <w:p>
       <w:pPr>
@@ -2602,6 +3116,95 @@
         <w:autoSpaceDN/>
         <w:spacing w:before="100" w:beforeAutospacing="1" w:after="100" w:afterAutospacing="1"/>
         <w:rPr>
+          <w:rFonts w:ascii="Arial TM" w:hAnsi="Arial TM"/>
+          <w:sz w:val="20"/>
+          <w:szCs w:val="20"/>
+        </w:rPr>
+      </w:pPr>
+    </w:p>
+    <w:p>
+      <w:pPr>
+        <w:widowControl/>
+        <w:autoSpaceDE/>
+        <w:autoSpaceDN/>
+        <w:spacing w:before="100" w:beforeAutospacing="1" w:after="100" w:afterAutospacing="1"/>
+        <w:rPr>
+          <w:rFonts w:ascii="Arial TM" w:hAnsi="Arial TM"/>
+          <w:b/>
+          <w:bCs/>
+        </w:rPr>
+      </w:pPr>
+      <w:r>
+        <w:rPr>
+          <w:rFonts w:ascii="Arial TM" w:hAnsi="Arial TM"/>
+          <w:b/>
+          <w:bCs/>
+        </w:rPr>
+        <w:t xml:space="preserve">Evidencia </w:t>
+      </w:r>
+    </w:p>
+    <w:p>
+      <w:pPr>
+        <w:widowControl/>
+        <w:autoSpaceDE/>
+        <w:autoSpaceDN/>
+        <w:spacing w:before="100" w:beforeAutospacing="1" w:after="100" w:afterAutospacing="1"/>
+        <w:rPr>
+          <w:rFonts w:ascii="Arial TM" w:hAnsi="Arial TM"/>
+          <w:b/>
+          <w:bCs/>
+        </w:rPr>
+      </w:pPr>
+      <w:r>
+        <w:rPr>
+          <w:rFonts w:ascii="Arial TM" w:hAnsi="Arial TM"/>
+          <w:sz w:val="20"/>
+          <w:szCs w:val="20"/>
+        </w:rPr>
+        <w:drawing>
+          <wp:inline distT="0" distB="0" distL="0" distR="0" wp14:anchorId="7A987F24" wp14:editId="47527D44">
+            <wp:extent cx="3122140" cy="2081318"/>
+            <wp:effectExtent l="0" t="0" r="2540" b="0"/>
+            <wp:docPr id="6" name="Imagen 6"/>
+            <wp:cNvGraphicFramePr>
+              <a:graphicFrameLocks xmlns:a="http://schemas.openxmlformats.org/drawingml/2006/main" noChangeAspect="1"/>
+            </wp:cNvGraphicFramePr>
+            <a:graphic xmlns:a="http://schemas.openxmlformats.org/drawingml/2006/main">
+              <a:graphicData uri="http://schemas.openxmlformats.org/drawingml/2006/picture">
+                <pic:pic xmlns:pic="http://schemas.openxmlformats.org/drawingml/2006/picture">
+                  <pic:nvPicPr>
+                    <pic:cNvPr id="1" name=""/>
+                    <pic:cNvPicPr/>
+                  </pic:nvPicPr>
+                  <pic:blipFill>
+                    <a:blip r:embed="rId11"/>
+                    <a:stretch>
+                      <a:fillRect/>
+                    </a:stretch>
+                  </pic:blipFill>
+                  <pic:spPr>
+                    <a:xfrm>
+                      <a:off x="0" y="0"/>
+                      <a:ext cx="3137336" cy="2091448"/>
+                    </a:xfrm>
+                    <a:prstGeom prst="rect">
+                      <a:avLst/>
+                    </a:prstGeom>
+                  </pic:spPr>
+                </pic:pic>
+              </a:graphicData>
+            </a:graphic>
+          </wp:inline>
+        </w:drawing>
+      </w:r>
+    </w:p>
+    <w:p>
+      <w:pPr>
+        <w:widowControl/>
+        <w:autoSpaceDE/>
+        <w:autoSpaceDN/>
+        <w:spacing w:before="100" w:beforeAutospacing="1" w:after="100" w:afterAutospacing="1"/>
+        <w:rPr>
           <w:rStyle w:val="Textoennegrita"/>
           <w:rFonts w:ascii="Arial TM" w:hAnsi="Arial TM"/>
           <w:sz w:val="20"/>
@@ -2848,13 +3451,29 @@
         <w:autoSpaceDE/>
         <w:autoSpaceDN/>
         <w:spacing w:before="100" w:beforeAutospacing="1" w:after="100" w:afterAutospacing="1"/>
-        <w:ind w:left="360"/>
-        <w:rPr>
-          <w:rFonts w:ascii="Arial TM" w:hAnsi="Arial TM"/>
-          <w:sz w:val="20"/>
-          <w:szCs w:val="20"/>
-        </w:rPr>
-      </w:pPr>
+        <w:rPr>
+          <w:rFonts w:ascii="Arial TM" w:hAnsi="Arial TM"/>
+          <w:sz w:val="20"/>
+          <w:szCs w:val="20"/>
+        </w:rPr>
+      </w:pPr>
+      <w:r>
+        <w:rPr>
+          <w:rStyle w:val="Textoennegrita"/>
+          <w:rFonts w:ascii="Arial TM" w:hAnsi="Arial TM"/>
+          <w:sz w:val="20"/>
+          <w:szCs w:val="20"/>
+        </w:rPr>
+        <w:t>Resultado esperado:</w:t>
+      </w:r>
+      <w:r>
+        <w:rPr>
+          <w:rFonts w:ascii="Arial TM" w:hAnsi="Arial TM"/>
+          <w:sz w:val="20"/>
+          <w:szCs w:val="20"/>
+        </w:rPr>
+        <w:t xml:space="preserve"> El sistema muestra “Formato no compatible” y no permite continuar con la subida.</w:t>
+      </w:r>
     </w:p>
     <w:p>
       <w:pPr>
@@ -2868,24 +3487,6 @@
           <w:szCs w:val="20"/>
         </w:rPr>
       </w:pPr>
-      <w:r>
-        <w:rPr>
-          <w:rStyle w:val="Textoennegrita"/>
-          <w:rFonts w:ascii="Arial TM" w:hAnsi="Arial TM"/>
-          <w:sz w:val="20"/>
-          <w:szCs w:val="20"/>
-        </w:rPr>
-        <w:lastRenderedPageBreak/>
-        <w:t>Resultado esperado:</w:t>
-      </w:r>
-      <w:r>
-        <w:rPr>
-          <w:rFonts w:ascii="Arial TM" w:hAnsi="Arial TM"/>
-          <w:sz w:val="20"/>
-          <w:szCs w:val="20"/>
-        </w:rPr>
-        <w:t xml:space="preserve"> El sistema muestra “Formato no compatible” y no permite continuar con la subida.</w:t>
-      </w:r>
     </w:p>
     <w:p>
       <w:pPr>
@@ -2896,9 +3497,87 @@
         <w:spacing w:line="249" w:lineRule="auto"/>
         <w:ind w:right="760"/>
         <w:rPr>
-          <w:sz w:val="20"/>
-        </w:rPr>
-      </w:pPr>
+          <w:b/>
+          <w:bCs/>
+        </w:rPr>
+      </w:pPr>
+      <w:r>
+        <w:rPr>
+          <w:b/>
+          <w:bCs/>
+        </w:rPr>
+        <w:lastRenderedPageBreak/>
+        <w:t xml:space="preserve">Evidencia </w:t>
+      </w:r>
+    </w:p>
+    <w:p>
+      <w:pPr>
+        <w:pStyle w:val="Prrafodelista"/>
+        <w:tabs>
+          <w:tab w:val="left" w:pos="649"/>
+        </w:tabs>
+        <w:spacing w:line="249" w:lineRule="auto"/>
+        <w:ind w:right="760"/>
+        <w:rPr>
+          <w:b/>
+          <w:bCs/>
+        </w:rPr>
+      </w:pPr>
+    </w:p>
+    <w:p>
+      <w:pPr>
+        <w:pStyle w:val="Prrafodelista"/>
+        <w:tabs>
+          <w:tab w:val="left" w:pos="649"/>
+        </w:tabs>
+        <w:spacing w:line="249" w:lineRule="auto"/>
+        <w:ind w:right="760"/>
+        <w:rPr>
+          <w:b/>
+          <w:bCs/>
+        </w:rPr>
+      </w:pPr>
+      <w:r>
+        <w:rPr>
+          <w:b/>
+          <w:bCs/>
+        </w:rPr>
+        <w:drawing>
+          <wp:inline distT="0" distB="0" distL="0" distR="0" wp14:anchorId="7C968B42" wp14:editId="6CE14385">
+            <wp:extent cx="2669198" cy="1779373"/>
+            <wp:effectExtent l="0" t="0" r="0" b="0"/>
+            <wp:docPr id="9" name="Imagen 9"/>
+            <wp:cNvGraphicFramePr>
+              <a:graphicFrameLocks xmlns:a="http://schemas.openxmlformats.org/drawingml/2006/main" noChangeAspect="1"/>
+            </wp:cNvGraphicFramePr>
+            <a:graphic xmlns:a="http://schemas.openxmlformats.org/drawingml/2006/main">
+              <a:graphicData uri="http://schemas.openxmlformats.org/drawingml/2006/picture">
+                <pic:pic xmlns:pic="http://schemas.openxmlformats.org/drawingml/2006/picture">
+                  <pic:nvPicPr>
+                    <pic:cNvPr id="1" name=""/>
+                    <pic:cNvPicPr/>
+                  </pic:nvPicPr>
+                  <pic:blipFill>
+                    <a:blip r:embed="rId12"/>
+                    <a:stretch>
+                      <a:fillRect/>
+                    </a:stretch>
+                  </pic:blipFill>
+                  <pic:spPr>
+                    <a:xfrm>
+                      <a:off x="0" y="0"/>
+                      <a:ext cx="2679221" cy="1786055"/>
+                    </a:xfrm>
+                    <a:prstGeom prst="rect">
+                      <a:avLst/>
+                    </a:prstGeom>
+                  </pic:spPr>
+                </pic:pic>
+              </a:graphicData>
+            </a:graphic>
+          </wp:inline>
+        </w:drawing>
+      </w:r>
     </w:p>
     <w:p>
       <w:pPr>
@@ -3577,6 +4256,208 @@
     </w:p>
     <w:p>
       <w:pPr>
+        <w:widowControl/>
+        <w:autoSpaceDE/>
+        <w:autoSpaceDN/>
+        <w:spacing w:before="100" w:beforeAutospacing="1" w:after="100" w:afterAutospacing="1"/>
+        <w:ind w:left="720"/>
+        <w:rPr>
+          <w:rFonts w:ascii="Arial TM" w:hAnsi="Arial TM"/>
+          <w:b/>
+          <w:bCs/>
+        </w:rPr>
+      </w:pPr>
+    </w:p>
+    <w:p>
+      <w:pPr>
+        <w:widowControl/>
+        <w:autoSpaceDE/>
+        <w:autoSpaceDN/>
+        <w:spacing w:before="100" w:beforeAutospacing="1" w:after="100" w:afterAutospacing="1"/>
+        <w:ind w:left="720"/>
+        <w:rPr>
+          <w:rFonts w:ascii="Arial TM" w:hAnsi="Arial TM"/>
+          <w:b/>
+          <w:bCs/>
+        </w:rPr>
+      </w:pPr>
+    </w:p>
+    <w:p>
+      <w:pPr>
+        <w:widowControl/>
+        <w:autoSpaceDE/>
+        <w:autoSpaceDN/>
+        <w:spacing w:before="100" w:beforeAutospacing="1" w:after="100" w:afterAutospacing="1"/>
+        <w:ind w:left="720"/>
+        <w:rPr>
+          <w:rFonts w:ascii="Arial TM" w:hAnsi="Arial TM"/>
+          <w:b/>
+          <w:bCs/>
+        </w:rPr>
+      </w:pPr>
+    </w:p>
+    <w:p>
+      <w:pPr>
+        <w:widowControl/>
+        <w:autoSpaceDE/>
+        <w:autoSpaceDN/>
+        <w:spacing w:before="100" w:beforeAutospacing="1" w:after="100" w:afterAutospacing="1"/>
+        <w:ind w:left="720"/>
+        <w:rPr>
+          <w:rFonts w:ascii="Arial TM" w:hAnsi="Arial TM"/>
+          <w:b/>
+          <w:bCs/>
+        </w:rPr>
+      </w:pPr>
+    </w:p>
+    <w:p>
+      <w:pPr>
+        <w:widowControl/>
+        <w:autoSpaceDE/>
+        <w:autoSpaceDN/>
+        <w:spacing w:before="100" w:beforeAutospacing="1" w:after="100" w:afterAutospacing="1"/>
+        <w:ind w:left="720"/>
+        <w:rPr>
+          <w:rFonts w:ascii="Arial TM" w:hAnsi="Arial TM"/>
+          <w:b/>
+          <w:bCs/>
+        </w:rPr>
+      </w:pPr>
+    </w:p>
+    <w:p>
+      <w:pPr>
+        <w:widowControl/>
+        <w:autoSpaceDE/>
+        <w:autoSpaceDN/>
+        <w:spacing w:before="100" w:beforeAutospacing="1" w:after="100" w:afterAutospacing="1"/>
+        <w:ind w:left="720"/>
+        <w:rPr>
+          <w:rFonts w:ascii="Arial TM" w:hAnsi="Arial TM"/>
+          <w:b/>
+          <w:bCs/>
+        </w:rPr>
+      </w:pPr>
+    </w:p>
+    <w:p>
+      <w:pPr>
+        <w:widowControl/>
+        <w:autoSpaceDE/>
+        <w:autoSpaceDN/>
+        <w:spacing w:before="100" w:beforeAutospacing="1" w:after="100" w:afterAutospacing="1"/>
+        <w:ind w:left="720"/>
+        <w:rPr>
+          <w:rFonts w:ascii="Arial TM" w:hAnsi="Arial TM"/>
+          <w:b/>
+          <w:bCs/>
+        </w:rPr>
+      </w:pPr>
+    </w:p>
+    <w:p>
+      <w:pPr>
+        <w:widowControl/>
+        <w:autoSpaceDE/>
+        <w:autoSpaceDN/>
+        <w:spacing w:before="100" w:beforeAutospacing="1" w:after="100" w:afterAutospacing="1"/>
+        <w:ind w:left="720"/>
+        <w:rPr>
+          <w:rFonts w:ascii="Arial TM" w:hAnsi="Arial TM"/>
+          <w:b/>
+          <w:bCs/>
+        </w:rPr>
+      </w:pPr>
+    </w:p>
+    <w:p>
+      <w:pPr>
+        <w:widowControl/>
+        <w:autoSpaceDE/>
+        <w:autoSpaceDN/>
+        <w:spacing w:before="100" w:beforeAutospacing="1" w:after="100" w:afterAutospacing="1"/>
+        <w:ind w:left="720"/>
+        <w:rPr>
+          <w:rFonts w:ascii="Arial TM" w:hAnsi="Arial TM"/>
+          <w:b/>
+          <w:bCs/>
+        </w:rPr>
+      </w:pPr>
+      <w:r>
+        <w:rPr>
+          <w:rFonts w:ascii="Arial TM" w:hAnsi="Arial TM"/>
+          <w:b/>
+          <w:bCs/>
+        </w:rPr>
+        <w:lastRenderedPageBreak/>
+        <w:t>Evidencia</w:t>
+      </w:r>
+    </w:p>
+    <w:p>
+      <w:pPr>
+        <w:widowControl/>
+        <w:autoSpaceDE/>
+        <w:autoSpaceDN/>
+        <w:spacing w:before="100" w:beforeAutospacing="1" w:after="100" w:afterAutospacing="1"/>
+        <w:ind w:left="720"/>
+        <w:rPr>
+          <w:rFonts w:ascii="Arial TM" w:hAnsi="Arial TM"/>
+          <w:sz w:val="20"/>
+          <w:szCs w:val="20"/>
+        </w:rPr>
+      </w:pPr>
+      <w:r>
+        <w:rPr>
+          <w:rFonts w:ascii="Arial TM" w:hAnsi="Arial TM"/>
+          <w:noProof/>
+          <w:sz w:val="20"/>
+          <w:szCs w:val="20"/>
+        </w:rPr>
+        <w:drawing>
+          <wp:inline distT="0" distB="0" distL="0" distR="0" wp14:anchorId="477AC2BC" wp14:editId="07C6BBA1">
+            <wp:extent cx="1868342" cy="4151870"/>
+            <wp:effectExtent l="0" t="0" r="0" b="1270"/>
+            <wp:docPr id="8" name="Imagen 8"/>
+            <wp:cNvGraphicFramePr>
+              <a:graphicFrameLocks xmlns:a="http://schemas.openxmlformats.org/drawingml/2006/main" noChangeAspect="1"/>
+            </wp:cNvGraphicFramePr>
+            <a:graphic xmlns:a="http://schemas.openxmlformats.org/drawingml/2006/main">
+              <a:graphicData uri="http://schemas.openxmlformats.org/drawingml/2006/picture">
+                <pic:pic xmlns:pic="http://schemas.openxmlformats.org/drawingml/2006/picture">
+                  <pic:nvPicPr>
+                    <pic:cNvPr id="0" name="Picture 2"/>
+                    <pic:cNvPicPr>
+                      <a:picLocks noChangeAspect="1" noChangeArrowheads="1"/>
+                    </pic:cNvPicPr>
+                  </pic:nvPicPr>
+                  <pic:blipFill>
+                    <a:blip r:embed="rId13" cstate="print">
+                      <a:extLst>
+                        <a:ext uri="{28A0092B-C50C-407E-A947-70E740481C1C}">
+                          <a14:useLocalDpi xmlns:a14="http://schemas.microsoft.com/office/drawing/2010/main" val="0"/>
+                        </a:ext>
+                      </a:extLst>
+                    </a:blip>
+                    <a:srcRect/>
+                    <a:stretch>
+                      <a:fillRect/>
+                    </a:stretch>
+                  </pic:blipFill>
+                  <pic:spPr bwMode="auto">
+                    <a:xfrm>
+                      <a:off x="0" y="0"/>
+                      <a:ext cx="1893834" cy="4208520"/>
+                    </a:xfrm>
+                    <a:prstGeom prst="rect">
+                      <a:avLst/>
+                    </a:prstGeom>
+                    <a:noFill/>
+                  </pic:spPr>
+                </pic:pic>
+              </a:graphicData>
+            </a:graphic>
+          </wp:inline>
+        </w:drawing>
+      </w:r>
+    </w:p>
+    <w:p>
+      <w:pPr>
         <w:pStyle w:val="Textoindependiente"/>
         <w:spacing w:before="190"/>
         <w:rPr>
@@ -4162,34 +5043,6 @@
         <w:spacing w:before="100" w:beforeAutospacing="1" w:after="100" w:afterAutospacing="1"/>
         <w:ind w:left="720"/>
         <w:rPr>
-          <w:rFonts w:ascii="Arial TM" w:hAnsi="Arial TM"/>
-          <w:sz w:val="20"/>
-          <w:szCs w:val="20"/>
-        </w:rPr>
-      </w:pPr>
-    </w:p>
-    <w:p>
-      <w:pPr>
-        <w:widowControl/>
-        <w:autoSpaceDE/>
-        <w:autoSpaceDN/>
-        <w:spacing w:before="100" w:beforeAutospacing="1" w:after="100" w:afterAutospacing="1"/>
-        <w:ind w:left="720"/>
-        <w:rPr>
-          <w:rFonts w:ascii="Arial TM" w:hAnsi="Arial TM"/>
-          <w:sz w:val="20"/>
-          <w:szCs w:val="20"/>
-        </w:rPr>
-      </w:pPr>
-    </w:p>
-    <w:p>
-      <w:pPr>
-        <w:widowControl/>
-        <w:autoSpaceDE/>
-        <w:autoSpaceDN/>
-        <w:spacing w:before="100" w:beforeAutospacing="1" w:after="100" w:afterAutospacing="1"/>
-        <w:ind w:left="720"/>
-        <w:rPr>
           <w:rStyle w:val="Textoennegrita"/>
           <w:rFonts w:ascii="Arial TM" w:hAnsi="Arial TM"/>
           <w:sz w:val="20"/>
@@ -4203,7 +5056,6 @@
           <w:sz w:val="20"/>
           <w:szCs w:val="20"/>
         </w:rPr>
-        <w:lastRenderedPageBreak/>
         <w:t>INCIDENCIA</w:t>
       </w:r>
     </w:p>
@@ -4302,6 +5154,7 @@
           <w:sz w:val="20"/>
           <w:szCs w:val="20"/>
         </w:rPr>
+        <w:lastRenderedPageBreak/>
         <w:t>Usuario registrado</w:t>
       </w:r>
     </w:p>
@@ -4914,198 +5767,6 @@
     <w:p>
       <w:pPr>
         <w:pStyle w:val="Prrafodelista"/>
-        <w:tabs>
-          <w:tab w:val="left" w:pos="649"/>
-        </w:tabs>
-        <w:spacing w:line="249" w:lineRule="auto"/>
-        <w:ind w:right="450"/>
-        <w:rPr>
-          <w:sz w:val="20"/>
-        </w:rPr>
-      </w:pPr>
-    </w:p>
-    <w:p>
-      <w:pPr>
-        <w:pStyle w:val="Textoindependiente"/>
-        <w:spacing w:before="13"/>
-      </w:pPr>
-    </w:p>
-    <w:p>
-      <w:pPr>
-        <w:ind w:left="427"/>
-        <w:rPr>
-          <w:rFonts w:ascii="Arial"/>
-          <w:i/>
-          <w:sz w:val="20"/>
-        </w:rPr>
-      </w:pPr>
-    </w:p>
-    <w:p>
-      <w:pPr>
-        <w:pStyle w:val="Textoindependiente"/>
-        <w:rPr>
-          <w:rFonts w:ascii="Arial"/>
-          <w:i/>
-        </w:rPr>
-      </w:pPr>
-    </w:p>
-    <w:p>
-      <w:pPr>
-        <w:pStyle w:val="Textoindependiente"/>
-        <w:rPr>
-          <w:rFonts w:ascii="Arial"/>
-          <w:i/>
-        </w:rPr>
-      </w:pPr>
-    </w:p>
-    <w:p>
-      <w:pPr>
-        <w:pStyle w:val="Textoindependiente"/>
-        <w:rPr>
-          <w:rFonts w:ascii="Arial"/>
-          <w:i/>
-        </w:rPr>
-      </w:pPr>
-    </w:p>
-    <w:p>
-      <w:pPr>
-        <w:pStyle w:val="Textoindependiente"/>
-        <w:rPr>
-          <w:rFonts w:ascii="Arial"/>
-          <w:i/>
-        </w:rPr>
-      </w:pPr>
-    </w:p>
-    <w:p>
-      <w:pPr>
-        <w:pStyle w:val="Textoindependiente"/>
-        <w:rPr>
-          <w:rFonts w:ascii="Arial"/>
-          <w:i/>
-        </w:rPr>
-      </w:pPr>
-    </w:p>
-    <w:p>
-      <w:pPr>
-        <w:pStyle w:val="Textoindependiente"/>
-        <w:rPr>
-          <w:rFonts w:ascii="Arial"/>
-          <w:i/>
-        </w:rPr>
-      </w:pPr>
-    </w:p>
-    <w:p>
-      <w:pPr>
-        <w:pStyle w:val="Textoindependiente"/>
-        <w:rPr>
-          <w:rFonts w:ascii="Arial"/>
-          <w:i/>
-        </w:rPr>
-      </w:pPr>
-    </w:p>
-    <w:p>
-      <w:pPr>
-        <w:pStyle w:val="Textoindependiente"/>
-        <w:rPr>
-          <w:rFonts w:ascii="Arial"/>
-          <w:i/>
-        </w:rPr>
-      </w:pPr>
-    </w:p>
-    <w:p>
-      <w:pPr>
-        <w:pStyle w:val="Textoindependiente"/>
-        <w:rPr>
-          <w:rFonts w:ascii="Arial"/>
-          <w:i/>
-        </w:rPr>
-      </w:pPr>
-    </w:p>
-    <w:p>
-      <w:pPr>
-        <w:pStyle w:val="Textoindependiente"/>
-        <w:rPr>
-          <w:rFonts w:ascii="Arial"/>
-          <w:i/>
-        </w:rPr>
-      </w:pPr>
-    </w:p>
-    <w:p>
-      <w:pPr>
-        <w:pStyle w:val="Textoindependiente"/>
-        <w:rPr>
-          <w:rFonts w:ascii="Arial"/>
-          <w:i/>
-        </w:rPr>
-      </w:pPr>
-    </w:p>
-    <w:p>
-      <w:pPr>
-        <w:pStyle w:val="Textoindependiente"/>
-        <w:rPr>
-          <w:rFonts w:ascii="Arial"/>
-          <w:i/>
-        </w:rPr>
-      </w:pPr>
-    </w:p>
-    <w:p>
-      <w:pPr>
-        <w:pStyle w:val="Textoindependiente"/>
-        <w:rPr>
-          <w:rFonts w:ascii="Arial"/>
-          <w:i/>
-        </w:rPr>
-      </w:pPr>
-    </w:p>
-    <w:p>
-      <w:pPr>
-        <w:pStyle w:val="Textoindependiente"/>
-        <w:rPr>
-          <w:rFonts w:ascii="Arial"/>
-          <w:i/>
-        </w:rPr>
-      </w:pPr>
-    </w:p>
-    <w:p>
-      <w:pPr>
-        <w:pStyle w:val="Textoindependiente"/>
-        <w:rPr>
-          <w:rFonts w:ascii="Arial"/>
-          <w:i/>
-        </w:rPr>
-      </w:pPr>
-    </w:p>
-    <w:p>
-      <w:pPr>
-        <w:pStyle w:val="Textoindependiente"/>
-        <w:rPr>
-          <w:rFonts w:ascii="Arial"/>
-          <w:i/>
-        </w:rPr>
-      </w:pPr>
-    </w:p>
-    <w:p>
-      <w:pPr>
-        <w:pStyle w:val="Textoindependiente"/>
-        <w:rPr>
-          <w:rFonts w:ascii="Arial"/>
-          <w:i/>
-        </w:rPr>
-      </w:pPr>
-    </w:p>
-    <w:p>
-      <w:pPr>
-        <w:pStyle w:val="Textoindependiente"/>
-        <w:spacing w:before="190"/>
-        <w:rPr>
-          <w:rFonts w:ascii="Arial"/>
-          <w:i/>
-        </w:rPr>
-      </w:pPr>
-    </w:p>
-    <w:p>
-      <w:pPr>
-        <w:pStyle w:val="Prrafodelista"/>
         <w:numPr>
           <w:ilvl w:val="0"/>
           <w:numId w:val="1"/>
@@ -5123,8 +5784,13 @@
         <w:rPr>
           <w:sz w:val="20"/>
         </w:rPr>
-        <w:lastRenderedPageBreak/>
-        <w:t>Explica</w:t>
+        <w:t>E</w:t>
+      </w:r>
+      <w:r>
+        <w:rPr>
+          <w:sz w:val="20"/>
+        </w:rPr>
+        <w:t>xplica</w:t>
       </w:r>
       <w:r>
         <w:rPr>
@@ -5686,6 +6352,7 @@
           <w:rStyle w:val="CdigoHTML"/>
           <w:rFonts w:ascii="Arial TM" w:eastAsia="Arial MT" w:hAnsi="Arial TM"/>
         </w:rPr>
+        <w:lastRenderedPageBreak/>
         <w:t>Capturas/</w:t>
       </w:r>
     </w:p>
@@ -7112,6 +7779,44 @@
 </w:document>
 </file>
 
+<file path=word/endnotes.xml><?xml version="1.0" encoding="utf-8"?>
+<w:endnotes xmlns:wpc="http://schemas.microsoft.com/office/word/2010/wordprocessingCanvas" xmlns:cx="http://schemas.microsoft.com/office/drawing/2014/chartex" xmlns:cx1="http://schemas.microsoft.com/office/drawing/2015/9/8/chartex" xmlns:cx2="http://schemas.microsoft.com/office/drawing/2015/10/21/chartex" xmlns:cx3="http://schemas.microsoft.com/office/drawing/2016/5/9/chartex" xmlns:cx4="http://schemas.microsoft.com/office/drawing/2016/5/10/chartex" xmlns:cx5="http://schemas.microsoft.com/office/drawing/2016/5/11/chartex" xmlns:cx6="http://schemas.microsoft.com/office/drawing/2016/5/12/chartex" xmlns:cx7="http://schemas.microsoft.com/office/drawing/2016/5/13/chartex" xmlns:cx8="http://schemas.microsoft.com/office/drawing/2016/5/14/chartex" xmlns:mc="http://schemas.openxmlformats.org/markup-compatibility/2006" xmlns:aink="http://schemas.microsoft.com/office/drawing/2016/ink" xmlns:am3d="http://schemas.microsoft.com/office/drawing/2017/model3d" xmlns:o="urn:schemas-microsoft-com:office:office" xmlns:r="http://schemas.openxmlformats.org/officeDocument/2006/relationships" xmlns:m="http://schemas.openxmlformats.org/officeDocument/2006/math" xmlns:v="urn:schemas-microsoft-com:vml" xmlns:wp14="http://schemas.microsoft.com/office/word/2010/wordprocessingDrawing" xmlns:wp="http://schemas.openxmlformats.org/drawingml/2006/wordprocessingDrawing" xmlns:w10="urn:schemas-microsoft-com:office:word" xmlns:w="http://schemas.openxmlformats.org/wordprocessingml/2006/main" xmlns:w14="http://schemas.microsoft.com/office/word/2010/wordml" xmlns:w15="http://schemas.microsoft.com/office/word/2012/wordml" xmlns:w16cex="http://schemas.microsoft.com/office/word/2018/wordml/cex" xmlns:w16cid="http://schemas.microsoft.com/office/word/2016/wordml/cid" xmlns:w16="http://schemas.microsoft.com/office/word/2018/wordml" xmlns:w16sdtdh="http://schemas.microsoft.com/office/word/2020/wordml/sdtdatahash" xmlns:w16se="http://schemas.microsoft.com/office/word/2015/wordml/symex" xmlns:wpg="http://schemas.microsoft.com/office/word/2010/wordprocessingGroup" xmlns:wpi="http://schemas.microsoft.com/office/word/2010/wordprocessingInk" xmlns:wne="http://schemas.microsoft.com/office/word/2006/wordml" xmlns:wps="http://schemas.microsoft.com/office/word/2010/wordprocessingShape" mc:Ignorable="w14 w15 w16se w16cid w16 w16cex w16sdtdh wp14">
+  <w:endnote w:type="separator" w:id="-1">
+    <w:p>
+      <w:r>
+        <w:separator/>
+      </w:r>
+    </w:p>
+  </w:endnote>
+  <w:endnote w:type="continuationSeparator" w:id="0">
+    <w:p>
+      <w:r>
+        <w:continuationSeparator/>
+      </w:r>
+    </w:p>
+  </w:endnote>
+</w:endnotes>
+</file>
+
+<file path=word/footnotes.xml><?xml version="1.0" encoding="utf-8"?>
+<w:footnotes xmlns:wpc="http://schemas.microsoft.com/office/word/2010/wordprocessingCanvas" xmlns:cx="http://schemas.microsoft.com/office/drawing/2014/chartex" xmlns:cx1="http://schemas.microsoft.com/office/drawing/2015/9/8/chartex" xmlns:cx2="http://schemas.microsoft.com/office/drawing/2015/10/21/chartex" xmlns:cx3="http://schemas.microsoft.com/office/drawing/2016/5/9/chartex" xmlns:cx4="http://schemas.microsoft.com/office/drawing/2016/5/10/chartex" xmlns:cx5="http://schemas.microsoft.com/office/drawing/2016/5/11/chartex" xmlns:cx6="http://schemas.microsoft.com/office/drawing/2016/5/12/chartex" xmlns:cx7="http://schemas.microsoft.com/office/drawing/2016/5/13/chartex" xmlns:cx8="http://schemas.microsoft.com/office/drawing/2016/5/14/chartex" xmlns:mc="http://schemas.openxmlformats.org/markup-compatibility/2006" xmlns:aink="http://schemas.microsoft.com/office/drawing/2016/ink" xmlns:am3d="http://schemas.microsoft.com/office/drawing/2017/model3d" xmlns:o="urn:schemas-microsoft-com:office:office" xmlns:r="http://schemas.openxmlformats.org/officeDocument/2006/relationships" xmlns:m="http://schemas.openxmlformats.org/officeDocument/2006/math" xmlns:v="urn:schemas-microsoft-com:vml" xmlns:wp14="http://schemas.microsoft.com/office/word/2010/wordprocessingDrawing" xmlns:wp="http://schemas.openxmlformats.org/drawingml/2006/wordprocessingDrawing" xmlns:w10="urn:schemas-microsoft-com:office:word" xmlns:w="http://schemas.openxmlformats.org/wordprocessingml/2006/main" xmlns:w14="http://schemas.microsoft.com/office/word/2010/wordml" xmlns:w15="http://schemas.microsoft.com/office/word/2012/wordml" xmlns:w16cex="http://schemas.microsoft.com/office/word/2018/wordml/cex" xmlns:w16cid="http://schemas.microsoft.com/office/word/2016/wordml/cid" xmlns:w16="http://schemas.microsoft.com/office/word/2018/wordml" xmlns:w16sdtdh="http://schemas.microsoft.com/office/word/2020/wordml/sdtdatahash" xmlns:w16se="http://schemas.microsoft.com/office/word/2015/wordml/symex" xmlns:wpg="http://schemas.microsoft.com/office/word/2010/wordprocessingGroup" xmlns:wpi="http://schemas.microsoft.com/office/word/2010/wordprocessingInk" xmlns:wne="http://schemas.microsoft.com/office/word/2006/wordml" xmlns:wps="http://schemas.microsoft.com/office/word/2010/wordprocessingShape" mc:Ignorable="w14 w15 w16se w16cid w16 w16cex w16sdtdh wp14">
+  <w:footnote w:type="separator" w:id="-1">
+    <w:p>
+      <w:r>
+        <w:separator/>
+      </w:r>
+    </w:p>
+  </w:footnote>
+  <w:footnote w:type="continuationSeparator" w:id="0">
+    <w:p>
+      <w:r>
+        <w:continuationSeparator/>
+      </w:r>
+    </w:p>
+  </w:footnote>
+</w:footnotes>
+</file>
+
 <file path=word/numbering.xml><?xml version="1.0" encoding="utf-8"?>
 <w:numbering xmlns:wpc="http://schemas.microsoft.com/office/word/2010/wordprocessingCanvas" xmlns:cx="http://schemas.microsoft.com/office/drawing/2014/chartex" xmlns:cx1="http://schemas.microsoft.com/office/drawing/2015/9/8/chartex" xmlns:cx2="http://schemas.microsoft.com/office/drawing/2015/10/21/chartex" xmlns:cx3="http://schemas.microsoft.com/office/drawing/2016/5/9/chartex" xmlns:cx4="http://schemas.microsoft.com/office/drawing/2016/5/10/chartex" xmlns:cx5="http://schemas.microsoft.com/office/drawing/2016/5/11/chartex" xmlns:cx6="http://schemas.microsoft.com/office/drawing/2016/5/12/chartex" xmlns:cx7="http://schemas.microsoft.com/office/drawing/2016/5/13/chartex" xmlns:cx8="http://schemas.microsoft.com/office/drawing/2016/5/14/chartex" xmlns:mc="http://schemas.openxmlformats.org/markup-compatibility/2006" xmlns:aink="http://schemas.microsoft.com/office/drawing/2016/ink" xmlns:am3d="http://schemas.microsoft.com/office/drawing/2017/model3d" xmlns:o="urn:schemas-microsoft-com:office:office" xmlns:r="http://schemas.openxmlformats.org/officeDocument/2006/relationships" xmlns:m="http://schemas.openxmlformats.org/officeDocument/2006/math" xmlns:v="urn:schemas-microsoft-com:vml" xmlns:wp14="http://schemas.microsoft.com/office/word/2010/wordprocessingDrawing" xmlns:wp="http://schemas.openxmlformats.org/drawingml/2006/wordprocessingDrawing" xmlns:w10="urn:schemas-microsoft-com:office:word" xmlns:w="http://schemas.openxmlformats.org/wordprocessingml/2006/main" xmlns:w14="http://schemas.microsoft.com/office/word/2010/wordml" xmlns:w15="http://schemas.microsoft.com/office/word/2012/wordml" xmlns:w16cex="http://schemas.microsoft.com/office/word/2018/wordml/cex" xmlns:w16cid="http://schemas.microsoft.com/office/word/2016/wordml/cid" xmlns:w16="http://schemas.microsoft.com/office/word/2018/wordml" xmlns:w16sdtdh="http://schemas.microsoft.com/office/word/2020/wordml/sdtdatahash" xmlns:w16se="http://schemas.microsoft.com/office/word/2015/wordml/symex" xmlns:wpg="http://schemas.microsoft.com/office/word/2010/wordprocessingGroup" xmlns:wpi="http://schemas.microsoft.com/office/word/2010/wordprocessingInk" xmlns:wne="http://schemas.microsoft.com/office/word/2006/wordml" xmlns:wps="http://schemas.microsoft.com/office/word/2010/wordprocessingShape" mc:Ignorable="w14 w15 w16se w16cid w16 w16cex w16sdtdh wp14">
   <w:abstractNum w:abstractNumId="0" w15:restartNumberingAfterBreak="0">
@@ -12393,6 +13098,56 @@
       <w:szCs w:val="20"/>
     </w:rPr>
   </w:style>
+  <w:style w:type="paragraph" w:styleId="Encabezado">
+    <w:name w:val="header"/>
+    <w:basedOn w:val="Normal"/>
+    <w:link w:val="EncabezadoCar"/>
+    <w:uiPriority w:val="99"/>
+    <w:unhideWhenUsed/>
+    <w:rsid w:val="00B95BA9"/>
+    <w:pPr>
+      <w:tabs>
+        <w:tab w:val="center" w:pos="4252"/>
+        <w:tab w:val="right" w:pos="8504"/>
+      </w:tabs>
+    </w:pPr>
+  </w:style>
+  <w:style w:type="character" w:customStyle="1" w:styleId="EncabezadoCar">
+    <w:name w:val="Encabezado Car"/>
+    <w:basedOn w:val="Fuentedeprrafopredeter"/>
+    <w:link w:val="Encabezado"/>
+    <w:uiPriority w:val="99"/>
+    <w:rsid w:val="00B95BA9"/>
+    <w:rPr>
+      <w:rFonts w:ascii="Arial MT" w:eastAsia="Arial MT" w:hAnsi="Arial MT" w:cs="Arial MT"/>
+      <w:lang w:val="es-ES"/>
+    </w:rPr>
+  </w:style>
+  <w:style w:type="paragraph" w:styleId="Piedepgina">
+    <w:name w:val="footer"/>
+    <w:basedOn w:val="Normal"/>
+    <w:link w:val="PiedepginaCar"/>
+    <w:uiPriority w:val="99"/>
+    <w:unhideWhenUsed/>
+    <w:rsid w:val="00B95BA9"/>
+    <w:pPr>
+      <w:tabs>
+        <w:tab w:val="center" w:pos="4252"/>
+        <w:tab w:val="right" w:pos="8504"/>
+      </w:tabs>
+    </w:pPr>
+  </w:style>
+  <w:style w:type="character" w:customStyle="1" w:styleId="PiedepginaCar">
+    <w:name w:val="Pie de página Car"/>
+    <w:basedOn w:val="Fuentedeprrafopredeter"/>
+    <w:link w:val="Piedepgina"/>
+    <w:uiPriority w:val="99"/>
+    <w:rsid w:val="00B95BA9"/>
+    <w:rPr>
+      <w:rFonts w:ascii="Arial MT" w:eastAsia="Arial MT" w:hAnsi="Arial MT" w:cs="Arial MT"/>
+      <w:lang w:val="es-ES"/>
+    </w:rPr>
+  </w:style>
 </w:styles>
 </file>
 
